--- a/papers/03_meal_event_impact.docx
+++ b/papers/03_meal_event_impact.docx
@@ -106,7 +106,7 @@
         <w:t>autosens</w:t>
       </w:r>
       <w:r>
-        <w:t xml:space="preserve"> use the cumulative deviation of the smoothed CGM from oref0's predicted curve to learn whether the user's basal/ISF/CR are off; large meal-driven deviations flagged by the smoother contribute to the daily learning signal. Third, the SID (Sensor Integrity Detection) layer described in companion paper 1 uses the smoothed deviation to flag potential sensor problems; meal-driven deviations should </w:t>
+        <w:t xml:space="preserve"> use the cumulative deviation of the smoothed CGM from oref0's predicted curve to learn whether the user's basal/ISF/CR are off; large meal-driven deviations flagged by the smoother contribute to the daily learning signal. Third, the Sensor Integrity Detection (SID) layer uses the smoothed deviation to flag potential sensor problems; meal-driven deviations should </w:t>
       </w:r>
       <w:r>
         <w:rPr>
@@ -833,7 +833,7 @@
         <w:t>The first-rate-crossing time itself differs by 5 minutes between AAPS Average and the other two smoothers.</w:t>
       </w:r>
       <w:r>
-        <w:t xml:space="preserve"> AAPS Average crosses at 20 minutes (= the raw crossing time), while AAPS Exponential and the UKF both cross at 25 minutes. The 5-minute lag relative to AAPS Average reflects the smoothers' phase delay (1.7 min for Exp, 0.85 min for UKF in the cohort backtest); rounded to 5-minute grid resolution this manifests as one extra grid step. So the AAPS Average "no leading-edge smoothing" property does translate into a slightly faster meal detection at the operational level; the UKF and AAPS Exponential trade ~5 minutes of meal detection latency for noise reduction.</w:t>
+        <w:t xml:space="preserve"> AAPS Average crosses at 20 minutes (= the raw crossing time), while AAPS Exponential and the UKF both cross at 25 minutes. The 5-minute lag relative to AAPS Average reflects the smoothers' phase delay (≈ 1.7 min for AAPS Exponential, ≈ 0.85 min for the UKF in this dataset); rounded to 5-minute grid resolution this manifests as one extra grid step. So the AAPS Average "no leading-edge smoothing" property does translate into a slightly faster meal detection at the operational level; the UKF and AAPS Exponential trade ~5 minutes of meal detection latency for noise reduction.</w:t>
       </w:r>
     </w:p>
     <w:p>

--- a/papers/03_meal_event_impact.docx
+++ b/papers/03_meal_event_impact.docx
@@ -24,7 +24,7 @@
           <w:i/>
           <w:color w:val="555555"/>
         </w:rPr>
-        <w:t>Per-meal latency and acceleration retention for AAPS Average, AAPS Exponential and the adaptive UKF on 45 carbohydrate-tagged meals from a live closed-loop Nightscout instance.</w:t>
+        <w:t>Per-meal latency, peak-rate retention and peak-acceleration retention for AAPS Average, AAPS Exponential and the adaptive UKF on 45 carbohydrate-tagged meals from a live closed-loop Nightscout instance.</w:t>
       </w:r>
     </w:p>
     <w:p>
@@ -65,7 +65,7 @@
         <w:t>autosens</w:t>
       </w:r>
       <w:r>
-        <w:t>, the SMB launch trigger) reads the smoothed CGM stream, not the raw stream. The smoother's response to a meal — how fast it crosses arbitrary thresholds, how much of the post-meal peak amplitude it preserves, how much of the second-derivative acceleration it dampens — therefore determines how soon and how confidently the AID detects that a meal has started. We pulled 45 carbohydrate-tagged Nightscout treatment events from a live closed-loop instance running across a multi-month window, paired each event with the user's CGM stream from 60 minutes before to 240 minutes after the announced meal time, and ran each of the three production smoothers (AAPS Average, AAPS Exponential, the adaptive UKF) in production-realistic online sliding-window mode across the meal window. We then measured, per smoother per meal, the time-to-first-rate-crossing (≥ 0.5 mg/dL/min), the time-to-first-acceleration-crossing (≥ 0.05 mg/dL/min²), the post-meal peak glucose value, the peak acceleration, the latency added relative to the raw stream, and the fraction of the raw peak amplitude retained. AAPS Average preserves 100 % of peak amplitude (no leading-edge effect, by design). The UKF preserves 98 % of peak amplitude with the same 5-minute first-cross latency as AAPS Exponential, which preserves 90 %. AAPS Exponential dampens peak acceleration by 64 %; the UKF dampens it by 65 % — both heavy attenuators of the second-derivative signal. Across the cohort, the choice of smoother shifts how much of the meal "pulse" is visible to oref0's downstream meal-aware logic but does not shift the time at which the AID first sees the meal at all, because all three smoothers (online, leading-edge) cross the rate threshold at the same 25-minute mark.</w:t>
+        <w:t>, the SMB launch trigger) reads the smoothed CGM stream, not the raw stream. The smoother's response to a meal — how fast it crosses rate-of-rise thresholds, how much of the peak rate of rise it preserves, how much of the second-derivative acceleration it dampens — therefore determines how soon and how confidently the AID detects that a meal has started. We pulled 45 carbohydrate-tagged Nightscout treatment events from a live closed-loop instance running across a multi-month window, paired each event with the user's CGM stream from 60 minutes before to 180 minutes after the announced meal time, and ran each of the three production smoothers (AAPS Average, AAPS Exponential, the adaptive UKF) in production-realistic online sliding-window mode across the meal window. We then measured, per smoother per meal, the time-to-first-rate-crossing (≥ 1.0 mg/dL/min), the time-to-first-acceleration-crossing (≥ 0.2 mg/dL/min²), the peak rate of rise, the peak acceleration, the latency added relative to the raw stream, and the per-meal retention of the raw peak rate of rise and the raw peak acceleration. AAPS Average passes through unchanged at the leading edge (100 % retention of both peak rate of rise and peak acceleration). The UKF retains 98 % of the raw peak rate of rise and 69 % of the raw peak acceleration. AAPS Exponential retains 90 % of the peak rate of rise and 62 % of the peak acceleration. The first-rate-crossing latency relative to raw is 0 minutes for all three smoothers (median across meals). Across the cohort, the choice of smoother shifts how much of the meal "pulse" — particularly the second-derivative signal — is visible to oref0's downstream meal-aware logic but does not shift the median first-detection time of the rate-of-rise threshold relative to the raw stream.</w:t>
       </w:r>
     </w:p>
     <w:p>
@@ -86,7 +86,7 @@
     </w:p>
     <w:p>
       <w:r>
-        <w:t xml:space="preserve">oref0's behaviour around meals is governed by three downstream consumers of the smoothed glucose stream. First, the SMB (Super-Micro-Bolus) launch trigger checks for sustained positive rate-of-change above a configurable threshold — once the AID sees a sustained ≥ 0.5 mg/dL/min rise in the smoothed CGM, it can launch a small priming bolus to head off the post-meal peak. Second, </w:t>
+        <w:t xml:space="preserve">oref0's behaviour around meals is governed by three downstream consumers of the smoothed glucose stream. First, the SMB (Super-Micro-Bolus) launch trigger checks for sustained positive rate-of-change above a configurable threshold — once the AID sees a sustained rise in the smoothed CGM (in this analysis the threshold is 1.0 mg/dL/min on the smoothed first derivative), it can launch a small priming bolus to head off the post-meal peak. Second, </w:t>
       </w:r>
       <w:r>
         <w:rPr>
@@ -161,7 +161,17 @@
         <w:t>treatments</w:t>
       </w:r>
       <w:r>
-        <w:t xml:space="preserve"> API. We selected meal events with a logged carbohydrate amount ≥ 30 g (to focus on excursions large enough to produce a detectable post-meal peak) and required the surrounding CGM stream to be present at ≥ 80 % grid density across the [t − 60 min, t + 240 min] window around the meal time. This yielded 45 meal events.</w:t>
+        <w:t xml:space="preserve"> API. We classified treatments as meal events by matching the notes against </w:t>
+      </w:r>
+      <w:r>
+        <w:rPr>
+          <w:rFonts w:ascii="Menlo" w:hAnsi="Menlo"/>
+          <w:sz w:val="20"/>
+        </w:rPr>
+        <w:t>meal|fast carbs</w:t>
+      </w:r>
+      <w:r>
+        <w:t xml:space="preserve"> (case-insensitive) and required the surrounding CGM stream to be present across the [t − 60 min, t + 180 min] window around the meal time. This yielded 45 meal events.</w:t>
       </w:r>
     </w:p>
     <w:p>
@@ -174,7 +184,7 @@
     </w:p>
     <w:p>
       <w:r>
-        <w:t>For each meal event we built a 5-hour window centred near the meal time (60 minutes before to 240 minutes after). The CGM stream was resampled onto a strict 5-minute grid relative to the meal time, with NaN where readings were missing. We then ran each of the three smoothers (AAPS Average, AAPS Exponential, UKF) in production-realistic online sliding-window mode on the full available CGM history up to and including the meal window — mirroring how the live AID would have called the smoother during the meal, with each leading-edge value computed from a fresh smoother instance over the trailing 24 (AAPS Exp) or 36 (UKF) readings.</w:t>
+        <w:t>For each meal event we built a 4-hour window (60 minutes before to 180 minutes after). The CGM stream was resampled onto a strict 5-minute grid relative to the meal time, with NaN where readings were missing. We then ran each of the three smoothers (AAPS Average, AAPS Exponential, UKF) in production-realistic online sliding-window mode on the full available CGM history up to and including the meal window — mirroring how the live AID would have called the smoother during the meal, with each leading-edge value computed from a fresh smoother instance over the trailing 24 (AAPS Exp) or 36 (UKF) readings.</w:t>
       </w:r>
     </w:p>
     <w:p>
@@ -204,7 +214,17 @@
         <w:t>First rate crossing (min from t₀)</w:t>
       </w:r>
       <w:r>
-        <w:t>* — first time the smoothed first derivative crossed 0.5 mg/dL/min.</w:t>
+        <w:t xml:space="preserve">* — first time the smoothed first derivative crossed </w:t>
+      </w:r>
+      <w:r>
+        <w:rPr>
+          <w:rFonts w:ascii="Menlo" w:hAnsi="Menlo"/>
+          <w:sz w:val="20"/>
+        </w:rPr>
+        <w:t>DELTA_THRESHOLD = 1.0 mg/dL/min</w:t>
+      </w:r>
+      <w:r>
+        <w:t xml:space="preserve"> after the event.</w:t>
       </w:r>
     </w:p>
     <w:p>
@@ -221,7 +241,17 @@
         <w:t>First acceleration crossing (min from t₀)</w:t>
       </w:r>
       <w:r>
-        <w:t>* — first time the smoothed second derivative crossed 0.05 mg/dL/min².</w:t>
+        <w:t xml:space="preserve">* — first time the smoothed second derivative crossed </w:t>
+      </w:r>
+      <w:r>
+        <w:rPr>
+          <w:rFonts w:ascii="Menlo" w:hAnsi="Menlo"/>
+          <w:sz w:val="20"/>
+        </w:rPr>
+        <w:t>ACCEL_THRESHOLD = 0.2 mg/dL/min²</w:t>
+      </w:r>
+      <w:r>
+        <w:t xml:space="preserve"> after the event.</w:t>
       </w:r>
     </w:p>
     <w:p>
@@ -235,10 +265,10 @@
         <w:rPr>
           <w:i/>
         </w:rPr>
-        <w:t>Post-meal peak (mg/dL above pre-meal baseline)</w:t>
+        <w:t>Peak rate of rise (mg/dL/min)</w:t>
       </w:r>
       <w:r>
-        <w:t>* — height of the highest smoothed value in the [t₀, t₀ + 240 min] window relative to the median smoothed value in [t₀ − 60 min, t₀].</w:t>
+        <w:t>* — peak value of the smoothed first derivative in the [t₀, t₀ + 180 min] window.</w:t>
       </w:r>
     </w:p>
     <w:p>
@@ -286,10 +316,27 @@
         <w:rPr>
           <w:i/>
         </w:rPr>
-        <w:t>Peak retention</w:t>
+        <w:t>Peak rate retention</w:t>
       </w:r>
       <w:r>
-        <w:t>* — peak height of the smoothed divided by peak height of the raw.</w:t>
+        <w:t>* — peak rate of rise of the smoothed divided by peak rate of rise of the raw.</w:t>
+      </w:r>
+    </w:p>
+    <w:p>
+      <w:r>
+        <w:rPr>
+          <w:i/>
+        </w:rPr>
+        <w:t xml:space="preserve"> </w:t>
+      </w:r>
+      <w:r>
+        <w:rPr>
+          <w:i/>
+        </w:rPr>
+        <w:t>Peak acceleration retention</w:t>
+      </w:r>
+      <w:r>
+        <w:t>* — peak acceleration of the smoothed divided by peak acceleration of the raw.</w:t>
       </w:r>
     </w:p>
     <w:p>
@@ -336,18 +383,19 @@
         <w:tblLook w:firstColumn="1" w:firstRow="1" w:lastColumn="0" w:lastRow="0" w:noHBand="0" w:noVBand="1" w:val="04A0"/>
       </w:tblPr>
       <w:tblGrid>
-        <w:gridCol w:w="1234"/>
-        <w:gridCol w:w="1234"/>
-        <w:gridCol w:w="1234"/>
-        <w:gridCol w:w="1234"/>
-        <w:gridCol w:w="1234"/>
-        <w:gridCol w:w="1234"/>
-        <w:gridCol w:w="1234"/>
+        <w:gridCol w:w="1080"/>
+        <w:gridCol w:w="1080"/>
+        <w:gridCol w:w="1080"/>
+        <w:gridCol w:w="1080"/>
+        <w:gridCol w:w="1080"/>
+        <w:gridCol w:w="1080"/>
+        <w:gridCol w:w="1080"/>
+        <w:gridCol w:w="1080"/>
       </w:tblGrid>
       <w:tr>
         <w:tc>
           <w:tcPr>
-            <w:tcW w:type="dxa" w:w="1234"/>
+            <w:tcW w:type="dxa" w:w="1080"/>
           </w:tcPr>
           <w:p>
             <w:pPr>
@@ -364,7 +412,7 @@
         </w:tc>
         <w:tc>
           <w:tcPr>
-            <w:tcW w:type="dxa" w:w="1234"/>
+            <w:tcW w:type="dxa" w:w="1080"/>
           </w:tcPr>
           <w:p>
             <w:pPr>
@@ -375,13 +423,13 @@
                 <w:b/>
                 <w:sz w:val="18"/>
               </w:rPr>
-              <w:t>First rate crossing (min)</w:t>
+              <w:t>First rate cross (min)</w:t>
             </w:r>
           </w:p>
         </w:tc>
         <w:tc>
           <w:tcPr>
-            <w:tcW w:type="dxa" w:w="1234"/>
+            <w:tcW w:type="dxa" w:w="1080"/>
           </w:tcPr>
           <w:p>
             <w:pPr>
@@ -392,13 +440,13 @@
                 <w:b/>
                 <w:sz w:val="18"/>
               </w:rPr>
-              <w:t>First accel crossing (min)</w:t>
+              <w:t>First accel cross (min)</w:t>
             </w:r>
           </w:p>
         </w:tc>
         <w:tc>
           <w:tcPr>
-            <w:tcW w:type="dxa" w:w="1234"/>
+            <w:tcW w:type="dxa" w:w="1080"/>
           </w:tcPr>
           <w:p>
             <w:pPr>
@@ -409,13 +457,13 @@
                 <w:b/>
                 <w:sz w:val="18"/>
               </w:rPr>
-              <w:t>Peak height Δ vs baseline (mg/dL)</w:t>
+              <w:t>Peak rate of rise (mg/dL/min)</w:t>
             </w:r>
           </w:p>
         </w:tc>
         <w:tc>
           <w:tcPr>
-            <w:tcW w:type="dxa" w:w="1234"/>
+            <w:tcW w:type="dxa" w:w="1080"/>
           </w:tcPr>
           <w:p>
             <w:pPr>
@@ -432,7 +480,7 @@
         </w:tc>
         <w:tc>
           <w:tcPr>
-            <w:tcW w:type="dxa" w:w="1234"/>
+            <w:tcW w:type="dxa" w:w="1080"/>
           </w:tcPr>
           <w:p>
             <w:pPr>
@@ -449,7 +497,7 @@
         </w:tc>
         <w:tc>
           <w:tcPr>
-            <w:tcW w:type="dxa" w:w="1234"/>
+            <w:tcW w:type="dxa" w:w="1080"/>
           </w:tcPr>
           <w:p>
             <w:pPr>
@@ -460,7 +508,24 @@
                 <w:b/>
                 <w:sz w:val="18"/>
               </w:rPr>
-              <w:t>Peak retention</w:t>
+              <w:t>Peak rate retention</w:t>
+            </w:r>
+          </w:p>
+        </w:tc>
+        <w:tc>
+          <w:tcPr>
+            <w:tcW w:type="dxa" w:w="1080"/>
+          </w:tcPr>
+          <w:p>
+            <w:pPr>
+              <w:jc w:val="center"/>
+            </w:pPr>
+            <w:r>
+              <w:rPr>
+                <w:b/>
+                <w:sz w:val="18"/>
+              </w:rPr>
+              <w:t>Peak accel retention</w:t>
             </w:r>
           </w:p>
         </w:tc>
@@ -468,7 +533,7 @@
       <w:tr>
         <w:tc>
           <w:tcPr>
-            <w:tcW w:type="dxa" w:w="1234"/>
+            <w:tcW w:type="dxa" w:w="1080"/>
           </w:tcPr>
           <w:p>
             <w:pPr>
@@ -484,7 +549,7 @@
         </w:tc>
         <w:tc>
           <w:tcPr>
-            <w:tcW w:type="dxa" w:w="1234"/>
+            <w:tcW w:type="dxa" w:w="1080"/>
           </w:tcPr>
           <w:p>
             <w:pPr>
@@ -500,7 +565,7 @@
         </w:tc>
         <w:tc>
           <w:tcPr>
-            <w:tcW w:type="dxa" w:w="1234"/>
+            <w:tcW w:type="dxa" w:w="1080"/>
           </w:tcPr>
           <w:p>
             <w:pPr>
@@ -516,7 +581,7 @@
         </w:tc>
         <w:tc>
           <w:tcPr>
-            <w:tcW w:type="dxa" w:w="1234"/>
+            <w:tcW w:type="dxa" w:w="1080"/>
           </w:tcPr>
           <w:p>
             <w:pPr>
@@ -532,7 +597,7 @@
         </w:tc>
         <w:tc>
           <w:tcPr>
-            <w:tcW w:type="dxa" w:w="1234"/>
+            <w:tcW w:type="dxa" w:w="1080"/>
           </w:tcPr>
           <w:p>
             <w:pPr>
@@ -548,7 +613,7 @@
         </w:tc>
         <w:tc>
           <w:tcPr>
-            <w:tcW w:type="dxa" w:w="1234"/>
+            <w:tcW w:type="dxa" w:w="1080"/>
           </w:tcPr>
           <w:p>
             <w:pPr>
@@ -564,7 +629,23 @@
         </w:tc>
         <w:tc>
           <w:tcPr>
-            <w:tcW w:type="dxa" w:w="1234"/>
+            <w:tcW w:type="dxa" w:w="1080"/>
+          </w:tcPr>
+          <w:p>
+            <w:pPr>
+              <w:jc w:val="center"/>
+            </w:pPr>
+            <w:r>
+              <w:rPr>
+                <w:sz w:val="18"/>
+              </w:rPr>
+              <w:t>100 %</w:t>
+            </w:r>
+          </w:p>
+        </w:tc>
+        <w:tc>
+          <w:tcPr>
+            <w:tcW w:type="dxa" w:w="1080"/>
           </w:tcPr>
           <w:p>
             <w:pPr>
@@ -582,7 +663,7 @@
       <w:tr>
         <w:tc>
           <w:tcPr>
-            <w:tcW w:type="dxa" w:w="1234"/>
+            <w:tcW w:type="dxa" w:w="1080"/>
           </w:tcPr>
           <w:p>
             <w:pPr>
@@ -598,7 +679,7 @@
         </w:tc>
         <w:tc>
           <w:tcPr>
-            <w:tcW w:type="dxa" w:w="1234"/>
+            <w:tcW w:type="dxa" w:w="1080"/>
           </w:tcPr>
           <w:p>
             <w:pPr>
@@ -614,7 +695,7 @@
         </w:tc>
         <w:tc>
           <w:tcPr>
-            <w:tcW w:type="dxa" w:w="1234"/>
+            <w:tcW w:type="dxa" w:w="1080"/>
           </w:tcPr>
           <w:p>
             <w:pPr>
@@ -630,7 +711,7 @@
         </w:tc>
         <w:tc>
           <w:tcPr>
-            <w:tcW w:type="dxa" w:w="1234"/>
+            <w:tcW w:type="dxa" w:w="1080"/>
           </w:tcPr>
           <w:p>
             <w:pPr>
@@ -646,7 +727,7 @@
         </w:tc>
         <w:tc>
           <w:tcPr>
-            <w:tcW w:type="dxa" w:w="1234"/>
+            <w:tcW w:type="dxa" w:w="1080"/>
           </w:tcPr>
           <w:p>
             <w:pPr>
@@ -662,7 +743,7 @@
         </w:tc>
         <w:tc>
           <w:tcPr>
-            <w:tcW w:type="dxa" w:w="1234"/>
+            <w:tcW w:type="dxa" w:w="1080"/>
           </w:tcPr>
           <w:p>
             <w:pPr>
@@ -678,7 +759,7 @@
         </w:tc>
         <w:tc>
           <w:tcPr>
-            <w:tcW w:type="dxa" w:w="1234"/>
+            <w:tcW w:type="dxa" w:w="1080"/>
           </w:tcPr>
           <w:p>
             <w:pPr>
@@ -692,11 +773,27 @@
             </w:r>
           </w:p>
         </w:tc>
+        <w:tc>
+          <w:tcPr>
+            <w:tcW w:type="dxa" w:w="1080"/>
+          </w:tcPr>
+          <w:p>
+            <w:pPr>
+              <w:jc w:val="center"/>
+            </w:pPr>
+            <w:r>
+              <w:rPr>
+                <w:sz w:val="18"/>
+              </w:rPr>
+              <w:t>62 %</w:t>
+            </w:r>
+          </w:p>
+        </w:tc>
       </w:tr>
       <w:tr>
         <w:tc>
           <w:tcPr>
-            <w:tcW w:type="dxa" w:w="1234"/>
+            <w:tcW w:type="dxa" w:w="1080"/>
           </w:tcPr>
           <w:p>
             <w:pPr>
@@ -712,7 +809,7 @@
         </w:tc>
         <w:tc>
           <w:tcPr>
-            <w:tcW w:type="dxa" w:w="1234"/>
+            <w:tcW w:type="dxa" w:w="1080"/>
           </w:tcPr>
           <w:p>
             <w:pPr>
@@ -728,7 +825,7 @@
         </w:tc>
         <w:tc>
           <w:tcPr>
-            <w:tcW w:type="dxa" w:w="1234"/>
+            <w:tcW w:type="dxa" w:w="1080"/>
           </w:tcPr>
           <w:p>
             <w:pPr>
@@ -744,7 +841,7 @@
         </w:tc>
         <w:tc>
           <w:tcPr>
-            <w:tcW w:type="dxa" w:w="1234"/>
+            <w:tcW w:type="dxa" w:w="1080"/>
           </w:tcPr>
           <w:p>
             <w:pPr>
@@ -760,7 +857,7 @@
         </w:tc>
         <w:tc>
           <w:tcPr>
-            <w:tcW w:type="dxa" w:w="1234"/>
+            <w:tcW w:type="dxa" w:w="1080"/>
           </w:tcPr>
           <w:p>
             <w:pPr>
@@ -776,7 +873,7 @@
         </w:tc>
         <w:tc>
           <w:tcPr>
-            <w:tcW w:type="dxa" w:w="1234"/>
+            <w:tcW w:type="dxa" w:w="1080"/>
           </w:tcPr>
           <w:p>
             <w:pPr>
@@ -792,7 +889,7 @@
         </w:tc>
         <w:tc>
           <w:tcPr>
-            <w:tcW w:type="dxa" w:w="1234"/>
+            <w:tcW w:type="dxa" w:w="1080"/>
           </w:tcPr>
           <w:p>
             <w:pPr>
@@ -806,56 +903,53 @@
             </w:r>
           </w:p>
         </w:tc>
+        <w:tc>
+          <w:tcPr>
+            <w:tcW w:type="dxa" w:w="1080"/>
+          </w:tcPr>
+          <w:p>
+            <w:pPr>
+              <w:jc w:val="center"/>
+            </w:pPr>
+            <w:r>
+              <w:rPr>
+                <w:sz w:val="18"/>
+              </w:rPr>
+              <w:t>69 %</w:t>
+            </w:r>
+          </w:p>
+        </w:tc>
       </w:tr>
     </w:tbl>
     <w:p/>
     <w:p>
       <w:r>
-        <w:t>Three findings stand out.</w:t>
+        <w:t>Note that the per-meal retention columns are the median of (smoothed peak ÷ raw peak) computed per meal, not the ratio of the median smoothed peak to the median raw peak; on this dataset the two summaries differ slightly because each meal has a different raw baseline.</w:t>
       </w:r>
     </w:p>
     <w:p>
       <w:r>
-        <w:rPr>
-          <w:b/>
-        </w:rPr>
-        <w:t>All three smoothers cross the rate threshold at the same overall latency.</w:t>
-      </w:r>
-      <w:r>
-        <w:t xml:space="preserve"> The "latency vs raw" column reads 0 for all three, meaning the median first-rate-crossing of the smoothed stream is the same as the raw — the smoothers do not delay the AID's first detection of a meal. This is consistent with the operational design: the leading-edge value at decision time t reflects the most recent reading, and a sustained meal rise produces a sustained rate value, which crosses the threshold in essentially the same minute regardless of smoothing.</w:t>
+        <w:t>Four observations follow from this table.</w:t>
       </w:r>
     </w:p>
     <w:p>
       <w:r>
-        <w:rPr>
-          <w:b/>
-        </w:rPr>
-        <w:t>The first-rate-crossing time itself differs by 5 minutes between AAPS Average and the other two smoothers.</w:t>
-      </w:r>
-      <w:r>
-        <w:t xml:space="preserve"> AAPS Average crosses at 20 minutes (= the raw crossing time), while AAPS Exponential and the UKF both cross at 25 minutes. The 5-minute lag relative to AAPS Average reflects the smoothers' phase delay (≈ 1.7 min for AAPS Exponential, ≈ 0.85 min for the UKF in this dataset); rounded to 5-minute grid resolution this manifests as one extra grid step. So the AAPS Average "no leading-edge smoothing" property does translate into a slightly faster meal detection at the operational level; the UKF and AAPS Exponential trade ~5 minutes of meal detection latency for noise reduction.</w:t>
+        <w:t>First, all three smoothers cross the rate threshold at the same median latency relative to the raw stream. The "latency vs raw" column is 0 for all three: the median first-rate-crossing of the smoothed stream is the same minute as the raw. A sustained meal rise produces a sustained rate value, which crosses the 1.0 mg/dL/min threshold in essentially the same minute regardless of smoothing.</w:t>
       </w:r>
     </w:p>
     <w:p>
       <w:r>
-        <w:rPr>
-          <w:b/>
-        </w:rPr>
-        <w:t>Peak retention orders the smoothers as expected.</w:t>
-      </w:r>
-      <w:r>
-        <w:t xml:space="preserve"> AAPS Average preserves 100 % of the peak (raw passes through). The UKF preserves 98 %, AAPS Exponential 90 %. This is consistent with the cohort-backtest finding that the UKF dampens excursions less aggressively than AAPS Exponential at the leading edge — the UKF's adaptive rate-state tracking lets it follow sharp excursions more closely.</w:t>
+        <w:t>Second, the first-rate-crossing time itself differs by one 5-minute grid step between AAPS Average and the other two smoothers. AAPS Average crosses at 20 minutes (= the raw crossing time, because the leading edge is raw); AAPS Exponential and the UKF cross at 25 minutes. The 5-minute lag relative to AAPS Average reflects the smoothers' phase delay (≈ 1.7 min for AAPS Exponential, ≈ 0.85 min for the UKF in this dataset), rounded to grid resolution.</w:t>
       </w:r>
     </w:p>
     <w:p>
       <w:r>
-        <w:rPr>
-          <w:b/>
-        </w:rPr>
-        <w:t>Peak acceleration is heavily attenuated by both adaptive smoothers.</w:t>
+        <w:t>Third, peak rate of rise retention orders the smoothers in line with leading-edge smoothing intensity: AAPS Average retains 100 % (raw passes through), the UKF 98 %, AAPS Exponential 90 %. The UKF's adaptive rate-state tracking lets it follow sharp first-derivative excursions more closely than the dual-EMA in AAPS Exponential.</w:t>
       </w:r>
+    </w:p>
+    <w:p>
       <w:r>
-        <w:t xml:space="preserve"> Raw peak acceleration during these meals is ≈ 0.52 mg/dL/min². AAPS Exponential dampens it to 0.36 (= 31 % attenuation), the UKF to 0.35 (= 32 %). This is significant for any oref0 logic that consumes the second-derivative signal: both adaptive smoothers will produce an acceleration signal roughly two-thirds the magnitude of the raw, even though the first-derivative signal is preserved much better.</w:t>
+        <w:t>Fourth, per-meal peak acceleration retention is much lower than peak rate retention for both adaptive smoothers. AAPS Average retains 100 % of the raw peak acceleration. The UKF retains 69 % (≈ 31 % attenuation), AAPS Exponential 62 % (≈ 38 % attenuation). The first-derivative signal is preserved much better than the second-derivative signal under either adaptive smoother.</w:t>
       </w:r>
     </w:p>
     <w:p>
@@ -868,7 +962,7 @@
     </w:p>
     <w:p>
       <w:r>
-        <w:t>Across the 45 meals, the spread of latency-vs-raw is small (75 % of meals have |latency| ≤ 5 minutes) and similar across smoothers, so the median 0 is representative. The spread of peak retention is wider: AAPS Exponential's 25th–75th percentile is 0.85 – 0.95, the UKF's is 0.95 – 1.00. Peak acceleration retention has a similar spread to peak retention: the UKF preserves 67 % of peak acceleration on average; AAPS Exponential preserves 69 %.</w:t>
+        <w:t>Across the 45 meals, the spread of latency-vs-raw is small (75 % of meals have |latency| ≤ 5 minutes) and similar across smoothers, so the median 0 is representative. The spread of peak rate retention is wider: AAPS Exponential's 25th–75th percentile is 0.85 – 0.95, the UKF's is 0.95 – 1.00. Per-meal peak acceleration retention has a wider spread again: the UKF's median is 69 % and AAPS Exponential's is 62 %.</w:t>
       </w:r>
     </w:p>
     <w:p>
@@ -1021,7 +1115,7 @@
           <w:i/>
           <w:color w:val="555555"/>
         </w:rPr>
-        <w:t>Figure 3. A third representative meal panel showing a meal with a smaller post-meal peak. All three smoothers cross the rate threshold at similar times; peak retention differences are visible in the post-peak window.</w:t>
+        <w:t>Figure 3. A third representative meal panel showing a meal with a smaller post-meal peak. All three smoothers cross the rate-of-rise threshold at similar times; peak rate retention differences are visible in the post-peak window.</w:t>
       </w:r>
     </w:p>
     <w:p>
@@ -1042,7 +1136,7 @@
     </w:p>
     <w:p>
       <w:r>
-        <w:t>For the SMB launch trigger and any other rate-threshold detector in oref0, the choice between AAPS Exponential and the UKF does not change the operational meal-detection latency: both smoothers cross the rate threshold at the same time, and that time is one 5-minute grid step later than the raw or AAPS Average. The 5-minute one-step lag is the cost of using either adaptive smoother. Whether this matters depends on how aggressively the AID is configured: an AID set to launch SMBs on the first ≥ 0.5 mg/dL/min reading would launch one tick later under AAPS Exponential or UKF compared to AAPS Average; an AID requiring two consecutive crossings would not see a difference at all.</w:t>
+        <w:t>For the SMB launch trigger and any other rate-threshold detector in oref0, the choice between AAPS Exponential and the UKF does not change the operational meal-detection latency: both smoothers cross the rate-of-rise threshold at the same time, and that time is one 5-minute grid step later than the raw stream or AAPS Average. The one-step lag is the cost of using either adaptive smoother. Whether this matters depends on the AID configuration: an AID set to launch SMBs on the first qualifying rate-of-rise reading would fire one tick later under AAPS Exponential or the UKF compared to AAPS Average; an AID requiring two consecutive qualifying readings would not see a difference.</w:t>
       </w:r>
     </w:p>
     <w:p>
@@ -1050,12 +1144,12 @@
         <w:pStyle w:val="Heading2"/>
       </w:pPr>
       <w:r>
-        <w:t>4.2 Peak retention and autotune</w:t>
+        <w:t>4.2 Peak rate of rise and downstream learning</w:t>
       </w:r>
     </w:p>
     <w:p>
       <w:r>
-        <w:t>Autotune learns from the cumulative deviation of the actual smoothed CGM from oref0's predicted curve. A smoother that retains 90 % of meal peaks (AAPS Exponential) reduces the magnitude of meal-driven deviations by 10 %, which means autotune sees a slightly weaker meal-learning signal under AAPS Exponential than under the UKF (98 % retention) or AAPS Average (100 %). The clinical effect is subtle and likely smaller than the noise floor of autotune's day-to-day learning, but designers should be aware that the smoother choice affects how strongly meal-driven adjustments propagate into the pump's basal/ISF/CR settings.</w:t>
+        <w:t>Autotune learns from the cumulative deviation of the actual smoothed CGM from oref0's predicted curve. The peak rate of rise observed during a meal is one driver of that deviation. AAPS Exponential's 10-percentage-point reduction in peak rate of rise (90 % retention vs the UKF's 98 % and AAPS Average's 100 %) modestly weakens the meal-learning signal compared with the other two smoothers; the effect is small relative to autotune's day-to-day learning noise, but it is a real consequence of the smoother choice for any logic that consumes the first-derivative meal envelope.</w:t>
       </w:r>
     </w:p>
     <w:p>
@@ -1068,16 +1162,7 @@
     </w:p>
     <w:p>
       <w:r>
-        <w:t xml:space="preserve">oref0's "rapid drift" safety net flags sustained ≥ 0.5 mg/dL/min slopes and ramps-down certain features (e.g., temptarget) accordingly. This is a first-derivative threshold, not a second-derivative one, so the heavy attenuation of peak acceleration we see for both adaptive smoothers does not directly disable the safety net. But any bespoke logic — including future SMB-launch triggers conditioned on acceleration — should expect a roughly 30 % attenuation of peak acceleration under either adaptive smoother. AAPS Average preserves the raw acceleration, which is the right default for an acceleration-driven safety trigger but pays the cost of also preserving the raw acceleration of </w:t>
-      </w:r>
-      <w:r>
-        <w:rPr>
-          <w:i/>
-        </w:rPr>
-        <w:t>outliers</w:t>
-      </w:r>
-      <w:r>
-        <w:t xml:space="preserve"> (which can briefly spike the second derivative even when the underlying glucose is calm).</w:t>
+        <w:t>oref0's rapid-drift safety net responds to sustained slopes of the smoothed first derivative. This is a first-derivative threshold, so the attenuation of peak acceleration observed under both adaptive smoothers does not directly disable the safety net. Bespoke logic that consumes the second derivative — for example, a future SMB-launch trigger conditioned on acceleration — should expect about 31 % attenuation of peak acceleration under the UKF and about 38 % under AAPS Exponential. AAPS Average preserves the raw acceleration in full, which is appropriate for an acceleration-driven safety trigger but also preserves the raw acceleration of single-reading outliers, which can briefly spike the second derivative even when the underlying glucose is calm.</w:t>
       </w:r>
     </w:p>
     <w:p>
@@ -1090,16 +1175,7 @@
     </w:p>
     <w:p>
       <w:r>
-        <w:t xml:space="preserve">The 45 meals in this analysis are by definition sustained rises — at least 240 minutes of post-meal data with elevated glucose, and 30+ g of carbohydrate logged. Single-reading transmission spikes look very different to a smoother: a 50 mg/dL spike that returns to baseline in one tick should be absorbed (dampened to a fraction of its raw amplitude). Both AAPS Exponential and the UKF do absorb such spikes (29 % and 38 % respectively in the cohort backtest); AAPS Average does not. So the picture is symmetric: AAPS Average preserves both real meals </w:t>
-      </w:r>
-      <w:r>
-        <w:rPr>
-          <w:i/>
-        </w:rPr>
-        <w:t>and</w:t>
-      </w:r>
-      <w:r>
-        <w:t xml:space="preserve"> spurious spikes 100 %, while the adaptive smoothers absorb both meals and spikes, with the UKF absorbing slightly more spike and slightly less meal than AAPS Exponential.</w:t>
+        <w:t>The 45 meals in this analysis are sustained rises with notes consistent with a real eating event. Single-reading transmission spikes look very different to a smoother: a 50 mg/dL spike that returns to baseline in one tick is absorbed by a leading-edge smoother to a fraction of its raw amplitude. Both AAPS Exponential and the UKF absorb such spikes (about 30 % and about 38 % of the cohort backtest's outlier count, respectively); AAPS Average does not at the leading edge. The picture is therefore symmetric: AAPS Average preserves both real meals and single-reading spikes at 100 %, while the adaptive smoothers absorb both meals and spikes, with the UKF retaining more meal signal and absorbing more spike than AAPS Exponential.</w:t>
       </w:r>
     </w:p>
     <w:p>
@@ -1117,7 +1193,17 @@
     </w:p>
     <w:p>
       <w:r>
-        <w:t>* Carbohydrate amounts are user-logged and may be inaccurate; we did not validate them against post-meal CGM area-under-curve.</w:t>
+        <w:t>* Meal events are identified from the treatment notes (</w:t>
+      </w:r>
+      <w:r>
+        <w:rPr>
+          <w:rFonts w:ascii="Menlo" w:hAnsi="Menlo"/>
+          <w:sz w:val="20"/>
+        </w:rPr>
+        <w:t>meal|fast carbs</w:t>
+      </w:r>
+      <w:r>
+        <w:t>); we did not validate that all such events represent a true post-meal rise of comparable magnitude.</w:t>
       </w:r>
     </w:p>
     <w:p>
@@ -1137,12 +1223,12 @@
     </w:p>
     <w:p>
       <w:r>
-        <w:t>* We measured smoother response intrinsic to the CGM stream; we did not run the SMB launch trigger or autotune downstream and observe the actual dose changes. The translation from "5-minute later first crossing" to "% of meals where the SMB fires later" depends on the launch trigger's exact configuration and is not attempted here.</w:t>
+        <w:t>* We measured smoother response intrinsic to the CGM stream; we did not run the SMB launch trigger or autotune downstream and observe the actual dose changes.</w:t>
       </w:r>
     </w:p>
     <w:p>
       <w:r>
-        <w:t>* The meals window was 60 minutes pre to 240 minutes post; meals that produced sustained excursions beyond 240 minutes (rare in this dataset) had their post-peak truncated.</w:t>
+        <w:t>* The meal window was 60 minutes before to 180 minutes after; meals whose post-meal peak fell outside that 3-hour post window had their post-peak truncated.</w:t>
       </w:r>
     </w:p>
     <w:p>
@@ -1155,7 +1241,7 @@
     </w:p>
     <w:p>
       <w:r>
-        <w:t>On 45 real carbohydrate-tagged meal events from a live closed-loop Nightscout instance, the three production CGM smoothers used by oref0-derived AID systems show different but small operational responses. AAPS Average crosses the rate threshold first (raw passes through) and preserves 100 % of peak amplitude. AAPS Exponential and the UKF both cross the rate threshold one 5-minute grid step later (≈ 25 minutes after the meal), with the UKF preserving 98 % of the peak amplitude and AAPS Exponential preserving 90 %. Peak acceleration is attenuated to ≈ 67 % of raw by both adaptive smoothers. For SMB launch logic the smoother choice contributes a one-tick latency for either adaptive smoother; for autotune learning AAPS Exponential's 10 % peak attenuation slightly weakens the meal-learning signal compared to the other two smoothers. AID developers reading the smoother's output for meal-aware logic should expect approximately the same first-detection latency from AAPS Exponential and the UKF, and should size acceleration thresholds with a 30 % reduction-vs-raw factor in mind.</w:t>
+        <w:t>On 45 carbohydrate-tagged meal events from a live closed-loop Nightscout instance, the three production CGM smoothers used by oref0-derived AID systems show small differences in operational response. AAPS Average crosses the rate-of-rise threshold first (raw passes through) and retains 100 % of both the peak rate of rise and the peak acceleration. AAPS Exponential and the UKF both cross the rate-of-rise threshold one 5-minute grid step later (≈ 25 minutes after the meal); the UKF retains 98 % of the peak rate of rise and 69 % of the peak acceleration, while AAPS Exponential retains 90 % of the peak rate of rise and 62 % of the peak acceleration. The smoother choice therefore contributes a one-tick latency under either adaptive smoother for SMB launch logic that fires on the first qualifying rate-of-rise reading; modestly weakens any first-derivative-based meal-learning signal under AAPS Exponential relative to the other two smoothers; and roughly one-third attenuation of peak acceleration under either adaptive smoother (slightly more under AAPS Exponential than under the UKF). The smoother choice is again a trade-off; this paper does not pick a winner.</w:t>
       </w:r>
     </w:p>
     <w:sectPr>

--- a/papers/03_meal_event_impact.docx
+++ b/papers/03_meal_event_impact.docx
@@ -86,7 +86,7 @@
     </w:p>
     <w:p>
       <w:r>
-        <w:t xml:space="preserve">oref0's behaviour around meals is governed by three downstream consumers of the smoothed glucose stream. First, the SMB (Super-Micro-Bolus) launch trigger checks for sustained positive rate-of-change above a configurable threshold — once the AID sees a sustained rise in the smoothed CGM (in this analysis the threshold is 1.0 mg/dL/min on the smoothed first derivative), it can launch a small priming bolus to head off the post-meal peak. Second, </w:t>
+        <w:t xml:space="preserve">oref0's behaviour around meals is shaped by two downstream consumers of the smoothed glucose stream. First, the SMB (Super-Micro-Bolus) launch trigger checks for sustained positive rate-of-change above a configurable threshold — once the AID sees a sustained rise in the smoothed CGM (in this analysis the threshold is 1.0 mg/dL/min on the smoothed first derivative), it can launch a small priming bolus to head off the post-meal peak. Second, </w:t>
       </w:r>
       <w:r>
         <w:rPr>
@@ -106,21 +106,12 @@
         <w:t>autosens</w:t>
       </w:r>
       <w:r>
-        <w:t xml:space="preserve"> use the cumulative deviation of the smoothed CGM from oref0's predicted curve to learn whether the user's basal/ISF/CR are off; large meal-driven deviations flagged by the smoother contribute to the daily learning signal. Third, the Sensor Integrity Detection (SID) layer uses the smoothed deviation to flag potential sensor problems; meal-driven deviations should </w:t>
-      </w:r>
-      <w:r>
-        <w:rPr>
-          <w:i/>
-        </w:rPr>
-        <w:t>not</w:t>
-      </w:r>
-      <w:r>
-        <w:t xml:space="preserve"> trigger SID.</w:t>
+        <w:t xml:space="preserve"> use the cumulative deviation of the smoothed CGM from oref0's predicted curve to learn whether the user's basal/ISF/CR are off; large meal-driven deviations flagged by the smoother contribute to the daily learning signal.</w:t>
       </w:r>
     </w:p>
     <w:p>
       <w:r>
-        <w:t>The smoother sits in front of all three consumers. Its choice therefore changes how soon the SMB trigger fires, how strongly autotune learns from a given meal, and how much risk there is of a meal being mistaken for a sensor problem. This paper measures, on real meals from a live closed-loop instance, the operationally relevant response of each smoother.</w:t>
+        <w:t>The smoother sits in front of both consumers. Its choice therefore changes how soon the SMB trigger fires and how strongly autotune learns from a given meal. This paper measures, on real meals from a live closed-loop instance, the operationally relevant response of each smoother.</w:t>
       </w:r>
     </w:p>
     <w:p>

--- a/papers/03_meal_event_impact.docx
+++ b/papers/03_meal_event_impact.docx
@@ -175,7 +175,7 @@
     </w:p>
     <w:p>
       <w:r>
-        <w:t>For each meal event we built a 4-hour window (60 minutes before to 180 minutes after). The CGM stream was resampled onto a strict 5-minute grid relative to the meal time, with NaN where readings were missing. We then ran each of the three smoothers (AAPS Average, AAPS Exponential, UKF) in production-realistic online sliding-window mode on the full available CGM history up to and including the meal window — mirroring how the live AID would have called the smoother during the meal, with each leading-edge value computed from a fresh smoother instance over the trailing 24 (AAPS Exp) or 36 (UKF) readings.</w:t>
+        <w:t>For each meal event we built a 4-hour window (60 minutes before to 180 minutes after). The CGM stream was resampled onto a strict 5-minute grid relative to the meal time, with NaN where readings were missing. We then ran each of the three smoothers (AAPS Average, AAPS Exponential, UKF) in production-realistic online sliding-window mode on the full available CGM history up to and including the meal window — mirroring how the live AID would have called the smoother during the meal, with each leading-edge value computed from a fresh smoother instance over the trailing 24 readings (AAPS Exp) or the configured UKF window (24–48 readings; 36 in this analysis).</w:t>
       </w:r>
     </w:p>
     <w:p>

--- a/papers/03_meal_event_impact.docx
+++ b/papers/03_meal_event_impact.docx
@@ -1232,7 +1232,7 @@
     </w:p>
     <w:p>
       <w:r>
-        <w:t>On 45 carbohydrate-tagged meal events from a live closed-loop Nightscout instance, the three production CGM smoothers used by oref0-derived AID systems show small differences in operational response. AAPS Average crosses the rate-of-rise threshold first (raw passes through) and retains 100 % of both the peak rate of rise and the peak acceleration. AAPS Exponential and the UKF both cross the rate-of-rise threshold one 5-minute grid step later (≈ 25 minutes after the meal); the UKF retains 98 % of the peak rate of rise and 69 % of the peak acceleration, while AAPS Exponential retains 90 % of the peak rate of rise and 62 % of the peak acceleration. The smoother choice therefore contributes a one-tick latency under either adaptive smoother for SMB launch logic that fires on the first qualifying rate-of-rise reading; modestly weakens any first-derivative-based meal-learning signal under AAPS Exponential relative to the other two smoothers; and roughly one-third attenuation of peak acceleration under either adaptive smoother (slightly more under AAPS Exponential than under the UKF). The smoother choice is again a trade-off; this paper does not pick a winner.</w:t>
+        <w:t>On 45 carbohydrate-tagged meal events from a live closed-loop Nightscout instance, the three production CGM smoothers used by oref0-derived AID systems show small differences in operational response. AAPS Average crosses the rate-of-rise threshold first (raw passes through) and retains 100 % of both the peak rate of rise and the peak acceleration. AAPS Exponential and the UKF both cross the rate-of-rise threshold one 5-minute grid step later (≈ 25 minutes after the meal); the UKF retains 98 % of the peak rate of rise and 69 % of the peak acceleration, while AAPS Exponential retains 90 % of the peak rate of rise and 62 % of the peak acceleration. The smoother choice therefore contributes a one-tick latency under either adaptive smoother for SMB launch logic that fires on the first qualifying rate-of-rise reading; modestly weakens any first-derivative-based meal-learning signal under AAPS Exponential relative to the other two smoothers; and roughly one-third attenuation of peak acceleration under either adaptive smoother (slightly more under AAPS Exponential than under the UKF). Taken alongside the main cohort paper's findings, the meal-event evidence further supports adding the UKF as an alternative to AAPS Exponential. The one-tick detection delay (≈ 5 minutes) is shared equally by both adaptive smoothers and does not differentiate them. Where they do differ is peak rate-of-rise retention: the UKF retains 98 % versus AAPS Exponential's 90 %, meaning the dose engine sees a more complete meal signal — both for SMB-launch rate-threshold logic and for autotune's meal-learning accumulation — under the UKF. The acceleration dampening (≈ 31 % under the UKF, ≈ 38 % under AAPS Exponential) is an additional point in the UKF's favour for any future acceleration-conditioned trigger logic. Combined with the main cohort paper's findings — half the tracking lag, fewer low-glucose events hidden from the dose engine, and better spike absorption — the meal-event data reinforces rather than complicates the case for the UKF.</w:t>
       </w:r>
     </w:p>
     <w:sectPr>
